--- a/Yvan FOCSA/Rendu_Individuel_Yvan_FOCSA_Architecte_Solution.docx
+++ b/Yvan FOCSA/Rendu_Individuel_Yvan_FOCSA_Architecte_Solution.docx
@@ -4293,10 +4293,43 @@
         <w:spacing w:after="160" w:line="259" w:lineRule="auto"/>
       </w:pPr>
       <w:r>
+        <w:t>Sur ce projet, j’ai renforcé ma capacité à transformer un cahier des charges en architecture défendable. La difficulté principale était de rester concret sans surdimensionner le lab. J’ai donc séparé clairement ce qui est démontré en VM, ce qui est représenté par alias et ce qui relève de la trajectoire de production. Cette approche me permet d’expliquer au jury pourquoi le MVP est réaliste tout en restant industrialisable.</w:t>
+      </w:r>
+    </w:p>
+    <w:p>
+      <w:r>
         <w:rPr>
-          <w:sz w:val="21"/>
+          <w:rFonts w:ascii="Aptos" w:hAnsi="Aptos"/>
+          <w:sz w:val="20"/>
         </w:rPr>
-        <w:t>Sur ce projet, j’ai renforcé ma capacité à transformer un cahier des charges en architecture défendable. La difficulté principale était de rester concret sans surdimensionner le lab. J’ai donc séparé clairement ce qui est démontré en VM, ce qui est représenté par aliases et ce qui relève de la trajectoire de production. Cette approche me permet d’expliquer au jury pourquoi le MVP est réaliste tout en restant industrialisable.</w:t>
+        <w:t>Mon apport principal porte sur la cohérence d’ensemble : zones réseau, adressage, rôle de pfSense, flux autorisés, flux bloqués, raccordement syslog vers Wazuh et articulation avec les besoins métier de Daylight. J’ai aussi appris à justifier chaque choix technique par une preuve observable. Par exemple, la règle LAN ne se limite pas à une intention de segmentation : elle est visible dans pfSense, elle génère des logs de blocage et elle est corrélée dans Wazuh avec les règles 110010 et 110020.</w:t>
+      </w:r>
+    </w:p>
+    <w:p>
+      <w:r>
+        <w:rPr>
+          <w:rFonts w:ascii="Aptos" w:hAnsi="Aptos"/>
+          <w:sz w:val="20"/>
+        </w:rPr>
+        <w:t>J’ai également progressé dans la distinction entre architecture de démonstration et architecture cible. Une démonstration doit rester stable, compréhensible et montrable en quelques minutes. Une production doit ajouter haute disponibilité, rétention, sauvegardes, supervision des composants, séparation Manager, Indexer et Dashboard, ainsi qu’un vrai modèle multi-site. Le fait de documenter ces deux niveaux m’a permis de ne pas vendre le lab comme une production complète, mais de montrer une trajectoire crédible.</w:t>
+      </w:r>
+    </w:p>
+    <w:p>
+      <w:r>
+        <w:rPr>
+          <w:rFonts w:ascii="Aptos" w:hAnsi="Aptos"/>
+          <w:sz w:val="20"/>
+        </w:rPr>
+        <w:t>La limite principale de mon travail est que toutes les zones ne sont pas déployées sous forme de VLAN réels dans le MVP. J’ai compensé cette limite par une matrice d’adressage, des alias pfSense, des règles explicites et des schémas. Pour une version suivante, je déploierais une interface ou un VLAN par zone, avec au moins une machine de test dans USERS, SERVERS, DMZ, MGMT et SOC afin de valider chaque flux en conditions plus proches de la production.</w:t>
+      </w:r>
+    </w:p>
+    <w:p>
+      <w:r>
+        <w:rPr>
+          <w:rFonts w:ascii="Aptos" w:hAnsi="Aptos"/>
+          <w:sz w:val="20"/>
+        </w:rPr>
+        <w:t>Ce projet m’a surtout fait gagner en posture d’architecte : expliquer simplement, choisir des preuves pertinentes, assumer les compromis, et relier la sécurité réseau au fonctionnement du SOC. Je suis maintenant plus à l’aise pour défendre une solution devant un client en montrant à la fois le schéma, la configuration, le test et la preuve dans les logs.</w:t>
       </w:r>
     </w:p>
     <w:sectPr>
